--- a/tests/corpus/word-rules/E-table-style-header-rows-off.docx
+++ b/tests/corpus/word-rules/E-table-style-header-rows-off.docx
@@ -4,14 +4,14 @@
   <w:body>
     <w:p>
       <w:r>
-        <w:t xml:space="preserve">Case 01: rows 1 and 2 are header rows (w:tblHeader); the style formats its first row</w:t>
+        <w:t xml:space="preserve">Case 01: rows 1 and 2 are header rows (w:tblHeader); the style formats its first row and bands rows by one</w:t>
       </w:r>
     </w:p>
     <w:tbl>
       <w:tblPr>
         <w:tblStyle w:val="HeaderRows"/>
         <w:tblW w:w="9024" w:type="dxa"/>
-        <w:tblLook w:firstRow="1" w:lastRow="0" w:firstColumn="0" w:lastColumn="0" w:noHBand="1" w:noVBand="1"/>
+        <w:tblLook w:firstRow="1" w:lastRow="0" w:firstColumn="0" w:lastColumn="0" w:noHBand="0" w:noVBand="1"/>
       </w:tblPr>
       <w:tblGrid>
         <w:gridCol w:w="3008"/>
@@ -148,6 +148,70 @@
           <w:p>
             <w:r>
               <w:t xml:space="preserve">r4c3</w:t>
+            </w:r>
+          </w:p>
+        </w:tc>
+      </w:tr>
+      <w:tr>
+        <w:tc>
+          <w:tcPr>
+            <w:tcW w:w="3008" w:type="dxa"/>
+          </w:tcPr>
+          <w:p>
+            <w:r>
+              <w:t xml:space="preserve">r5c1</w:t>
+            </w:r>
+          </w:p>
+        </w:tc>
+        <w:tc>
+          <w:tcPr>
+            <w:tcW w:w="3008" w:type="dxa"/>
+          </w:tcPr>
+          <w:p>
+            <w:r>
+              <w:t xml:space="preserve">r5c2</w:t>
+            </w:r>
+          </w:p>
+        </w:tc>
+        <w:tc>
+          <w:tcPr>
+            <w:tcW w:w="3008" w:type="dxa"/>
+          </w:tcPr>
+          <w:p>
+            <w:r>
+              <w:t xml:space="preserve">r5c3</w:t>
+            </w:r>
+          </w:p>
+        </w:tc>
+      </w:tr>
+      <w:tr>
+        <w:tc>
+          <w:tcPr>
+            <w:tcW w:w="3008" w:type="dxa"/>
+          </w:tcPr>
+          <w:p>
+            <w:r>
+              <w:t xml:space="preserve">r6c1</w:t>
+            </w:r>
+          </w:p>
+        </w:tc>
+        <w:tc>
+          <w:tcPr>
+            <w:tcW w:w="3008" w:type="dxa"/>
+          </w:tcPr>
+          <w:p>
+            <w:r>
+              <w:t xml:space="preserve">r6c2</w:t>
+            </w:r>
+          </w:p>
+        </w:tc>
+        <w:tc>
+          <w:tcPr>
+            <w:tcW w:w="3008" w:type="dxa"/>
+          </w:tcPr>
+          <w:p>
+            <w:r>
+              <w:t xml:space="preserve">r6c3</w:t>
             </w:r>
           </w:p>
         </w:tc>
@@ -217,6 +281,7 @@
     <w:name w:val="HeaderRows"/>
     <w:basedOn w:val="TableNormal"/>
     <w:tblPr>
+      <w:tblStyleRowBandSize w:val="1"/>
       <w:tblBorders>
         <w:top w:val="single" w:sz="4" w:space="0" w:color="000000"/>
         <w:left w:val="single" w:sz="4" w:space="0" w:color="000000"/>
@@ -234,6 +299,22 @@
         <w:shd w:val="clear" w:color="auto" w:fill="F2F2F2"/>
       </w:tcPr>
     </w:tblStylePr>
+    <w:tblStylePr w:type="band1Horz">
+      <w:rPr>
+        <w:color w:val="FF0000"/>
+      </w:rPr>
+      <w:tcPr>
+        <w:shd w:val="clear" w:color="auto" w:fill="A6A6A6"/>
+      </w:tcPr>
+    </w:tblStylePr>
+    <w:tblStylePr w:type="band2Horz">
+      <w:rPr>
+        <w:color w:val="92D050"/>
+      </w:rPr>
+      <w:tcPr>
+        <w:shd w:val="clear" w:color="auto" w:fill="999999"/>
+      </w:tcPr>
+    </w:tblStylePr>
   </w:style>
 </w:styles>
 </file>